--- a/최종교재/11장_카카오_개발자_계정과_앱_만들기.docx
+++ b/최종교재/11장_카카오_개발자_계정과_앱_만들기.docx
@@ -173,7 +173,24 @@
           <w:i w:val="0"/>
           <w:color w:val="000000"/>
         </w:rPr>
-        <w:t>우리가 제작할 웹앱은 카카오지도를 기반으로 합니다. 카카오에서 제공하는 지도 API[^1]를 사용하면, 카카오맵 앱에서 보던 것과 같은 지도를 우리 웹페이지에 삽입할 수 있습니다. 다만 카카오에서는 임의의 웹페이지에 지도를 제공하지 않으며, 요청한 측을 식별할 수 있는 인증 키를 요구합니다. 이번 장에서는 해당 인증 키를 발급받는 과정을 설명하겠습니다.</w:t>
+        <w:t>우리가 제작할 웹앱은 카카오지도를 기반으로 합니다. 카카오에서 제공하는 지도 API</w:t>
+      </w:r>
+      <w:r>
+        <w:rPr>
+          <w:b w:val="0"/>
+          <w:i w:val="0"/>
+          <w:color w:val="000000"/>
+          <w:vertAlign w:val="superscript"/>
+        </w:rPr>
+        <w:t>1</w:t>
+      </w:r>
+      <w:r>
+        <w:rPr>
+          <w:b w:val="0"/>
+          <w:i w:val="0"/>
+          <w:color w:val="000000"/>
+        </w:rPr>
+        <w:t>를 사용하면, 카카오맵 앱에서 보던 것과 같은 지도를 우리 웹페이지에 삽입할 수 있습니다. 다만 카카오에서는 임의의 웹페이지에 지도를 제공하지 않으며, 요청한 측을 식별할 수 있는 인증 키를 요구합니다. 이번 장에서는 해당 인증 키를 발급받는 과정을 설명하겠습니다.</w:t>
       </w:r>
     </w:p>
     <w:p>
@@ -1806,7 +1823,7 @@
           <w:i w:val="0"/>
           <w:color w:val="000000"/>
         </w:rPr>
-        <w:t>추후 지도가 정상적으로 표시되지 않고, 브라우저의 개발자 도구 콘솔 창에 401이나 403과 같은 오류 코드가 표시되는 경우, 가장 먼저 이 JavaScript 키 수정 화면으로 돌아와서 등록한 SDK 도메인 주소가 정확한지 확인하여 주시기 바랍니다. 대부분 포트 번호를 5173 대신 5174로 잘못 적었거나, 호스트 이름의 철자를 틀리게 적었거나, 혹은 주소의 맨 끝에 불필요한 슬래시 기호를 추가한 경우가 이에 해당합니다. 프로토콜 부분은 어느 쪽을 사용하여도 인정되므로 오류의 원인이 아닐 것입니다. 보다 자세한 오류 해결 방법은 부록 B에 정리하여 두었습니다.</w:t>
+        <w:t>추후 지도가 정상적으로 표시되지 않고, 브라우저의 개발자 도구 콘솔 창에 401이나 403과 같은 오류 코드가 표시되는 경우, 가장 먼저 이 JavaScript 키 수정 화면으로 돌아와서 등록한 SDK 도메인 주소가 정확한지 확인하여 주시기 바랍니다. 대부분 포트 번호를 5173 대신 5174로 잘못 적었거나, 호스트 이름의 철자를 틀리게 적었거나, 혹은 주소의 맨 끝에 불필요한 슬래시 기호를 추가한 경우가 이에 해당합니다. 프로토콜 부분은 어느 쪽을 사용하여도 인정되므로 오류의 원인이 아닐 것입니다.</w:t>
       </w:r>
     </w:p>
     <w:p>
@@ -2897,77 +2914,9 @@
         <w:rPr>
           <w:b/>
           <w:i w:val="0"/>
-          <w:strike w:val="0"/>
           <w:color w:val="000000"/>
         </w:rPr>
-        <w:t>다음 장 예고</w:t>
-      </w:r>
-      <w:r>
-        <w:rPr>
-          <w:b w:val="0"/>
-          <w:i w:val="0"/>
-          <w:strike w:val="0"/>
-          <w:color w:val="000000"/>
-        </w:rPr>
-        <w:t xml:space="preserve"> — 열쇠를 손에 쥐었으니 이제 집을 지을 차례입니다. </w:t>
-      </w:r>
-      <w:r>
-        <w:rPr>
-          <w:b w:val="0"/>
-          <w:i w:val="0"/>
-          <w:strike w:val="0"/>
-          <w:color w:val="000000"/>
-        </w:rPr>
-        <w:t>12장</w:t>
-      </w:r>
-      <w:r>
-        <w:rPr>
-          <w:b w:val="0"/>
-          <w:i w:val="0"/>
-          <w:strike w:val="0"/>
-          <w:color w:val="000000"/>
-        </w:rPr>
-        <w:t xml:space="preserve">에서는 Claude Code에게 시켜 Vite로 프로젝트의 뼈대를 만들고, 개발 서버를 켜서 브라우저에 </w:t>
-      </w:r>
-      <w:r>
-        <w:rPr>
-          <w:rFonts w:ascii="Consolas" w:hAnsi="Consolas"/>
-          <w:b w:val="0"/>
-          <w:i w:val="0"/>
-          <w:strike w:val="0"/>
-          <w:color w:val="000000"/>
-          <w:sz w:val="17"/>
-        </w:rPr>
-        <w:t>http://localhost:5173</w:t>
-      </w:r>
-      <w:r>
-        <w:rPr>
-          <w:b w:val="0"/>
-          <w:i w:val="0"/>
-          <w:strike w:val="0"/>
-          <w:color w:val="000000"/>
-        </w:rPr>
-        <w:t xml:space="preserve">이 진짜로 뜨는 것을 확인합니다. 그리고 오늘 발급받은 JavaScript 키를 </w:t>
-      </w:r>
-      <w:r>
-        <w:rPr>
-          <w:rFonts w:ascii="Consolas" w:hAnsi="Consolas"/>
-          <w:b w:val="0"/>
-          <w:i w:val="0"/>
-          <w:strike w:val="0"/>
-          <w:color w:val="000000"/>
-          <w:sz w:val="17"/>
-        </w:rPr>
-        <w:t>.env</w:t>
-      </w:r>
-      <w:r>
-        <w:rPr>
-          <w:b w:val="0"/>
-          <w:i w:val="0"/>
-          <w:strike w:val="0"/>
-          <w:color w:val="000000"/>
-        </w:rPr>
-        <w:t xml:space="preserve"> 파일에 안전하게 숨기는 방법을 배웁니다.</w:t>
+        <w:t>다음 장 예고 — 열쇠를 손에 쥐었으니 이제 집을 지을 차례입니다. 16장에서는 Claude Code에게 시켜 Vite로 프로젝트의 뼈대를 만들고, 개발 서버를 켜서 브라우저에 http://localhost:5173이 진짜로 뜨는 것을 확인합니다. 그리고 오늘 발급받은 JavaScript 키를 .env 파일에 안전하게 숨기는 방법을 배웁니다.</w:t>
       </w:r>
     </w:p>
     <w:p>

--- a/최종교재/11장_카카오_개발자_계정과_앱_만들기.docx
+++ b/최종교재/11장_카카오_개발자_계정과_앱_만들기.docx
@@ -241,10 +241,9 @@
         <w:rPr>
           <w:b w:val="0"/>
           <w:i w:val="0"/>
-          <w:strike w:val="0"/>
           <w:color w:val="000000"/>
         </w:rPr>
-        <w:t>놀이공원을 떠올려 보세요. 놀이공원의 놀이기구는 아무나 탈 수 없습니다. 입구에서 자유이용권을 사고, 손목에 밴드를 차야 합니다. 놀이기구 앞에 설 때마다 직원이 밴드를 확인하죠. "이 사람은 정당하게 입장한 손님이군" 하고요.</w:t>
+        <w:t>놀이공원을 떠올려 보십시오. 놀이공원의 놀이기구는 아무나 이용할 수 없습니다. 입구에서 자유이용권을 구매하고, 손목에 입장 확인용 밴드를 착용하여야 합니다. 놀이기구에 탑승할 때마다 직원이 그 밴드를 확인합니다. "이 손님은 정상적으로 입장 권한을 구매한 분이시군요" 하고 확인하는 것과 같습니다.</w:t>
       </w:r>
     </w:p>
     <w:p>
@@ -252,10 +251,9 @@
         <w:rPr>
           <w:b w:val="0"/>
           <w:i w:val="0"/>
-          <w:strike w:val="0"/>
           <w:color w:val="000000"/>
         </w:rPr>
-        <w:t>카카오지도 API도 똑같습니다. 카카오는 지도 서비스라는 거대한 놀이공원을 운영하고 있고, 우리는 그 놀이기구(지도 표시, 장소 검색, 마커 찍기)를 이용하려는 손님입니다. API 키는 손목 밴드입니다. 우리 웹페이지가 카카오 서버에 "지도 좀 보여주세요"라고 요청할 때마다 이 키를 함께 보내고, 카카오 서버는 키를 보고 "아, 등록된 개발자의 요청이구나" 하고 지도를 내어 줍니다.</w:t>
+        <w:t>카카오지도 API를 이용하는 경우도 마찬가지입니다. 카카오에서는 지도 서비스라는 거대한 놀이공원을 운영하고 있으며, 우리는 그 놀이기구(지도 표시, 장소 검색, 마커 표시 등)를 이용하려는 이용객입니다. API 키는 바로 그 손목 밴드와 같습니다. 우리의 웹페이지가 카카오 서버에 "지도 정보를 전달해 주십시오"라고 요청할 때마다 이 키 정보를 함께 전달하며, 카카오 서버에서는 전달받은 키를 확인하고 "등록된 개발자의 요청이군요" 하고 지도 정보를 제공하여 줍니다.</w:t>
       </w:r>
     </w:p>
     <w:p>
@@ -2054,10 +2052,9 @@
         <w:rPr>
           <w:b w:val="0"/>
           <w:i w:val="0"/>
-          <w:strike w:val="0"/>
           <w:color w:val="000000"/>
         </w:rPr>
-        <w:t>카카오 JavaScript 키는 어차피 브라우저에 노출된다는데, 그럼 .env에 숨기는 건 무슨 의미가 있어? 초보자한테 설명하듯 알려줘.</w:t>
+        <w:t>카카오에서 발급받은 JavaScript 키는 결국 브라우저에 노출될 수밖에 없다고 알고 있습니다. 그렇다면 .env 파일에 키를 보관하는 것이 어떤 의미가 있는지 초보자도 이해할 수 있도록 설명하여 주십시오.</w:t>
       </w:r>
     </w:p>
     <w:p>
